--- a/skills/markdown-export/templates/reference-default.docx
+++ b/skills/markdown-export/templates/reference-default.docx
@@ -460,7 +460,7 @@
       <w:pgSz w:w="11906" w:h="16838"/>
       <w:pgMar w:top="1417" w:right="1417" w:bottom="1417" w:left="1417" w:header="851" w:footer="992" w:gutter="0"/>
       <w:cols w:space="425"/>
-      <w:docGrid w:type="lines" w:linePitch="360"/>
+      <w:docGrid w:type="default"/>
     </w:sectPr>
   </w:body>
 </w:document>
